--- a/Angebot_18_05_2026_Frau_Henze_Frau.docx
+++ b/Angebot_18_05_2026_Frau_Henze_Frau.docx
@@ -192,25 +192,87 @@
                 <w:lang w:val="de-DE"/>
               </w:rPr>
             </w:pPr>
-            <w:r>
-              <w:rPr>
-                <w:lang w:val="de-DE"/>
-              </w:rPr>
-              <w:t xml:space="preserve">Frau Henze</w:t>
+            <w:proofErr w:type="gramStart"/>
+            <w:r>
+              <w:rPr>
+                <w:lang w:val="de-DE"/>
+              </w:rPr>
+              <w:t xml:space="preserve">Frau </w:t>
+            </w:r>
+            <w:r>
+              <w:rPr>
+                <w:lang w:val="de-DE"/>
+              </w:rPr>
+              <w:t xml:space="preserve"> Alina</w:t>
+            </w:r>
+            <w:proofErr w:type="gramEnd"/>
+            <w:r>
+              <w:rPr>
+                <w:lang w:val="de-DE"/>
+              </w:rPr>
+              <w:t xml:space="preserve"> </w:t>
+            </w:r>
+            <w:r>
+              <w:rPr>
+                <w:lang w:val="de-DE"/>
+              </w:rPr>
+              <w:t>Henze</w:t>
             </w:r>
             <w:r>
               <w:rPr>
                 <w:lang w:val="de-DE"/>
               </w:rPr>
               <w:br/>
-              <w:t xml:space="preserve">Plaissirstr. 34b</w:t>
+            </w:r>
+            <w:proofErr w:type="spellStart"/>
+            <w:r>
+              <w:rPr>
+                <w:lang w:val="de-DE"/>
+              </w:rPr>
+              <w:t>Plaissirstr</w:t>
+            </w:r>
+            <w:r>
+              <w:rPr>
+                <w:lang w:val="de-DE"/>
+              </w:rPr>
+              <w:t>aße</w:t>
+            </w:r>
+            <w:proofErr w:type="spellEnd"/>
+            <w:r>
+              <w:rPr>
+                <w:lang w:val="de-DE"/>
+              </w:rPr>
+              <w:t xml:space="preserve"> </w:t>
+            </w:r>
+            <w:r>
+              <w:rPr>
+                <w:lang w:val="de-DE"/>
+              </w:rPr>
+              <w:t xml:space="preserve"> </w:t>
+            </w:r>
+            <w:r>
+              <w:rPr>
+                <w:lang w:val="de-DE"/>
+              </w:rPr>
+              <w:t>34b</w:t>
             </w:r>
             <w:r>
               <w:rPr>
                 <w:lang w:val="de-DE"/>
               </w:rPr>
               <w:br/>
-              <w:t xml:space="preserve">Geesthacht</w:t>
+            </w:r>
+            <w:r>
+              <w:rPr>
+                <w:lang w:val="de-DE"/>
+              </w:rPr>
+              <w:t>21502 G</w:t>
+            </w:r>
+            <w:r>
+              <w:rPr>
+                <w:lang w:val="de-DE"/>
+              </w:rPr>
+              <w:t>eesthacht</w:t>
             </w:r>
           </w:p>
         </w:tc>
@@ -260,6 +322,7 @@
               <w:spacing w:after="120"/>
               <w:rPr>
                 <w:b/>
+                <w:lang w:val="de-DE"/>
               </w:rPr>
             </w:pPr>
           </w:p>
@@ -268,6 +331,7 @@
               <w:spacing w:after="120"/>
               <w:rPr>
                 <w:b/>
+                <w:lang w:val="de-DE"/>
               </w:rPr>
             </w:pPr>
           </w:p>
@@ -276,6 +340,7 @@
               <w:spacing w:after="120"/>
               <w:rPr>
                 <w:b/>
+                <w:lang w:val="de-DE"/>
               </w:rPr>
             </w:pPr>
           </w:p>
@@ -285,12 +350,13 @@
               <w:rPr>
                 <w:rFonts w:ascii="Times New Roman" w:hAnsi="Times New Roman"/>
                 <w:sz w:val="24"/>
-                <w:lang w:eastAsia="en-US"/>
+                <w:lang w:val="de-DE" w:eastAsia="en-US"/>
               </w:rPr>
             </w:pPr>
             <w:r>
               <w:rPr>
                 <w:b/>
+                <w:lang w:val="de-DE"/>
               </w:rPr>
               <w:t>ANGEBOT</w:t>
             </w:r>
@@ -308,7 +374,7 @@
                 <w:b/>
                 <w:lang w:val="de-DE"/>
               </w:rPr>
-              <w:t xml:space="preserve">Sehr geehrte Frau Henze,</w:t>
+              <w:t>Sehr geehrte Frau Henze,</w:t>
             </w:r>
           </w:p>
           <w:p>
@@ -324,7 +390,39 @@
                 <w:b/>
                 <w:lang w:val="de-DE"/>
               </w:rPr>
-              <w:t>vielen Dank, für Ihre Anfrage .Wir unterbreiten Ihnen hiermit folgendes Angebot:</w:t>
+              <w:t xml:space="preserve">vielen Dank, für Ihre </w:t>
+            </w:r>
+            <w:proofErr w:type="gramStart"/>
+            <w:r>
+              <w:rPr>
+                <w:b/>
+                <w:lang w:val="de-DE"/>
+              </w:rPr>
+              <w:t>Anfrage .</w:t>
+            </w:r>
+            <w:proofErr w:type="gramEnd"/>
+            <w:r>
+              <w:rPr>
+                <w:b/>
+                <w:lang w:val="de-DE"/>
+              </w:rPr>
+              <w:t xml:space="preserve"> </w:t>
+            </w:r>
+            <w:proofErr w:type="gramStart"/>
+            <w:r>
+              <w:rPr>
+                <w:b/>
+                <w:lang w:val="de-DE"/>
+              </w:rPr>
+              <w:t>Wir</w:t>
+            </w:r>
+            <w:proofErr w:type="gramEnd"/>
+            <w:r>
+              <w:rPr>
+                <w:b/>
+                <w:lang w:val="de-DE"/>
+              </w:rPr>
+              <w:t xml:space="preserve"> unterbreiten Ihnen hiermit folgendes Angebot:</w:t>
             </w:r>
           </w:p>
         </w:tc>
@@ -360,7 +458,7 @@
                 <w:rFonts w:cs="Calibri"/>
                 <w:lang w:val="de-DE"/>
               </w:rPr>
-              <w:t xml:space="preserve">18.05.2026</w:t>
+              <w:t>18.05.2026</w:t>
             </w:r>
           </w:p>
           <w:p>
@@ -472,6 +570,7 @@
                 <w:szCs w:val="14"/>
               </w:rPr>
             </w:pPr>
+            <w:proofErr w:type="spellStart"/>
             <w:r>
               <w:rPr>
                 <w:rFonts w:ascii="Arial" w:hAnsi="Arial"/>
@@ -481,6 +580,7 @@
               </w:rPr>
               <w:t>Bezeichnung</w:t>
             </w:r>
+            <w:proofErr w:type="spellEnd"/>
             <w:r>
               <w:rPr>
                 <w:rFonts w:ascii="Arial" w:hAnsi="Arial"/>
@@ -512,6 +612,7 @@
                 <w:szCs w:val="14"/>
               </w:rPr>
             </w:pPr>
+            <w:proofErr w:type="spellStart"/>
             <w:r>
               <w:rPr>
                 <w:rFonts w:ascii="Arial" w:hAnsi="Arial"/>
@@ -521,6 +622,7 @@
               </w:rPr>
               <w:t>Menge</w:t>
             </w:r>
+            <w:proofErr w:type="spellEnd"/>
           </w:p>
         </w:tc>
         <w:tc>
@@ -543,6 +645,7 @@
                 <w:szCs w:val="14"/>
               </w:rPr>
             </w:pPr>
+            <w:proofErr w:type="spellStart"/>
             <w:r>
               <w:rPr>
                 <w:rFonts w:ascii="Arial" w:hAnsi="Arial"/>
@@ -552,6 +655,7 @@
               </w:rPr>
               <w:t>Eintelpreis</w:t>
             </w:r>
+            <w:proofErr w:type="spellEnd"/>
           </w:p>
         </w:tc>
         <w:tc>
@@ -574,6 +678,7 @@
                 <w:szCs w:val="14"/>
               </w:rPr>
             </w:pPr>
+            <w:proofErr w:type="spellStart"/>
             <w:r>
               <w:rPr>
                 <w:rFonts w:ascii="Arial" w:hAnsi="Arial"/>
@@ -583,6 +688,7 @@
               </w:rPr>
               <w:t>Gesamt</w:t>
             </w:r>
+            <w:proofErr w:type="spellEnd"/>
           </w:p>
         </w:tc>
       </w:tr>
@@ -607,7 +713,10 @@
               <w:jc w:val="center"/>
             </w:pPr>
             <w:r>
-              <w:t xml:space="preserve"/>
+              <w:t>1</w:t>
+            </w:r>
+            <w:r>
+              <w:t xml:space="preserve">      </w:t>
             </w:r>
           </w:p>
         </w:tc>
@@ -622,7 +731,64 @@
             </w:tcBorders>
             <w:vAlign w:val="center"/>
           </w:tcPr>
-          <w:p/>
+          <w:p>
+            <w:pPr>
+              <w:rPr>
+                <w:lang w:val="de-DE"/>
+              </w:rPr>
+            </w:pPr>
+            <w:r>
+              <w:rPr>
+                <w:lang w:val="de-DE"/>
+              </w:rPr>
+              <w:t>Material – Bodennetz i</w:t>
+            </w:r>
+            <w:r>
+              <w:rPr>
+                <w:lang w:val="de-DE"/>
+              </w:rPr>
+              <w:t>nklusive Nägel</w:t>
+            </w:r>
+          </w:p>
+          <w:p>
+            <w:pPr>
+              <w:rPr>
+                <w:lang w:val="de-DE"/>
+              </w:rPr>
+            </w:pPr>
+            <w:r>
+              <w:rPr>
+                <w:lang w:val="de-DE"/>
+              </w:rPr>
+              <w:t xml:space="preserve">Neue </w:t>
+            </w:r>
+            <w:proofErr w:type="gramStart"/>
+            <w:r>
+              <w:rPr>
+                <w:lang w:val="de-DE"/>
+              </w:rPr>
+              <w:t>Erde ,Samen</w:t>
+            </w:r>
+            <w:proofErr w:type="gramEnd"/>
+            <w:r>
+              <w:rPr>
+                <w:lang w:val="de-DE"/>
+              </w:rPr>
+              <w:t>, Rasenkante,</w:t>
+            </w:r>
+            <w:r>
+              <w:rPr>
+                <w:lang w:val="de-DE"/>
+              </w:rPr>
+              <w:t xml:space="preserve"> </w:t>
+            </w:r>
+            <w:r>
+              <w:rPr>
+                <w:lang w:val="de-DE"/>
+              </w:rPr>
+              <w:t>Beton</w:t>
+            </w:r>
+          </w:p>
         </w:tc>
         <w:tc>
           <w:tcPr>
@@ -638,6 +804,9 @@
           <w:p>
             <w:pPr>
               <w:jc w:val="center"/>
+              <w:rPr>
+                <w:lang w:val="de-DE"/>
+              </w:rPr>
             </w:pPr>
           </w:p>
         </w:tc>
@@ -655,6 +824,9 @@
           <w:p>
             <w:pPr>
               <w:jc w:val="right"/>
+              <w:rPr>
+                <w:lang w:val="de-DE"/>
+              </w:rPr>
             </w:pPr>
           </w:p>
         </w:tc>
@@ -672,6 +844,9 @@
           <w:p>
             <w:pPr>
               <w:jc w:val="right"/>
+              <w:rPr>
+                <w:lang w:val="de-DE"/>
+              </w:rPr>
             </w:pPr>
           </w:p>
         </w:tc>
@@ -694,8 +869,16 @@
           </w:tcPr>
           <w:p>
             <w:pPr>
-              <w:jc w:val="right"/>
-            </w:pPr>
+              <w:rPr>
+                <w:lang w:val="de-DE"/>
+              </w:rPr>
+            </w:pPr>
+            <w:r>
+              <w:rPr>
+                <w:lang w:val="de-DE"/>
+              </w:rPr>
+              <w:t xml:space="preserve">       </w:t>
+            </w:r>
           </w:p>
         </w:tc>
         <w:tc>
@@ -711,8 +894,173 @@
           </w:tcPr>
           <w:p>
             <w:pPr>
-              <w:jc w:val="right"/>
-            </w:pPr>
+              <w:rPr>
+                <w:lang w:val="de-DE"/>
+              </w:rPr>
+            </w:pPr>
+            <w:r>
+              <w:rPr>
+                <w:lang w:val="de-DE"/>
+              </w:rPr>
+              <w:t>Mein Arbeit-</w:t>
+            </w:r>
+          </w:p>
+          <w:p>
+            <w:pPr>
+              <w:rPr>
+                <w:lang w:val="de-DE"/>
+              </w:rPr>
+            </w:pPr>
+            <w:r>
+              <w:rPr>
+                <w:lang w:val="de-DE"/>
+              </w:rPr>
+              <w:t xml:space="preserve">Rasenkante verlegen, </w:t>
+            </w:r>
+          </w:p>
+          <w:p>
+            <w:pPr>
+              <w:rPr>
+                <w:lang w:val="de-DE"/>
+              </w:rPr>
+            </w:pPr>
+            <w:r>
+              <w:rPr>
+                <w:lang w:val="de-DE"/>
+              </w:rPr>
+              <w:t>Entfernen der alten Erde</w:t>
+            </w:r>
+          </w:p>
+          <w:p>
+            <w:pPr>
+              <w:rPr>
+                <w:lang w:val="de-DE"/>
+              </w:rPr>
+            </w:pPr>
+            <w:proofErr w:type="gramStart"/>
+            <w:r>
+              <w:rPr>
+                <w:lang w:val="de-DE"/>
+              </w:rPr>
+              <w:t xml:space="preserve">Befestigung </w:t>
+            </w:r>
+            <w:r>
+              <w:rPr>
+                <w:lang w:val="de-DE"/>
+              </w:rPr>
+              <w:t xml:space="preserve"> </w:t>
+            </w:r>
+            <w:r>
+              <w:rPr>
+                <w:lang w:val="de-DE"/>
+              </w:rPr>
+              <w:t>e</w:t>
+            </w:r>
+            <w:r>
+              <w:rPr>
+                <w:lang w:val="de-DE"/>
+              </w:rPr>
+              <w:t>ine</w:t>
+            </w:r>
+            <w:r>
+              <w:rPr>
+                <w:lang w:val="de-DE"/>
+              </w:rPr>
+              <w:t>s</w:t>
+            </w:r>
+            <w:proofErr w:type="gramEnd"/>
+            <w:r>
+              <w:rPr>
+                <w:lang w:val="de-DE"/>
+              </w:rPr>
+              <w:t xml:space="preserve">  </w:t>
+            </w:r>
+            <w:r>
+              <w:rPr>
+                <w:lang w:val="de-DE"/>
+              </w:rPr>
+              <w:t>Bodennetzes</w:t>
+            </w:r>
+          </w:p>
+          <w:p>
+            <w:pPr>
+              <w:rPr>
+                <w:lang w:val="de-DE"/>
+              </w:rPr>
+            </w:pPr>
+            <w:r>
+              <w:rPr>
+                <w:lang w:val="de-DE"/>
+              </w:rPr>
+              <w:t xml:space="preserve">Auffüllen mit neuer Erde </w:t>
+            </w:r>
+          </w:p>
+          <w:p>
+            <w:pPr>
+              <w:rPr>
+                <w:lang w:val="de-DE"/>
+              </w:rPr>
+            </w:pPr>
+            <w:r>
+              <w:rPr>
+                <w:lang w:val="de-DE"/>
+              </w:rPr>
+              <w:t xml:space="preserve">Einebnen und Glätten des Bodens </w:t>
+            </w:r>
+          </w:p>
+          <w:p>
+            <w:pPr>
+              <w:rPr>
+                <w:lang w:val="de-DE"/>
+              </w:rPr>
+            </w:pPr>
+            <w:r>
+              <w:rPr>
+                <w:lang w:val="de-DE"/>
+              </w:rPr>
+              <w:t xml:space="preserve">Gartenkalk </w:t>
+            </w:r>
+          </w:p>
+          <w:p>
+            <w:pPr>
+              <w:rPr>
+                <w:lang w:val="de-DE"/>
+              </w:rPr>
+            </w:pPr>
+            <w:r>
+              <w:rPr>
+                <w:lang w:val="de-DE"/>
+              </w:rPr>
+              <w:t>Aussaat von Rasensamen</w:t>
+            </w:r>
+          </w:p>
+          <w:p>
+            <w:pPr>
+              <w:rPr>
+                <w:lang w:val="de-DE"/>
+              </w:rPr>
+            </w:pPr>
+          </w:p>
+          <w:p>
+            <w:pPr>
+              <w:rPr>
+                <w:lang w:val="de-DE"/>
+              </w:rPr>
+            </w:pPr>
+            <w:proofErr w:type="gramStart"/>
+            <w:r>
+              <w:rPr>
+                <w:lang w:val="de-DE"/>
+              </w:rPr>
+              <w:t>Gesamtkosten  inkl.</w:t>
+            </w:r>
+            <w:proofErr w:type="gramEnd"/>
+            <w:r>
+              <w:rPr>
+                <w:lang w:val="de-DE"/>
+              </w:rPr>
+              <w:t xml:space="preserve"> Material betragen -</w:t>
+            </w:r>
           </w:p>
         </w:tc>
         <w:tc>
@@ -729,6 +1077,9 @@
           <w:p>
             <w:pPr>
               <w:jc w:val="right"/>
+              <w:rPr>
+                <w:lang w:val="de-DE"/>
+              </w:rPr>
             </w:pPr>
           </w:p>
         </w:tc>
@@ -750,15 +1101,124 @@
               <w:rPr>
                 <w:rFonts w:ascii="Arial" w:hAnsi="Arial"/>
                 <w:color w:val="000000"/>
-              </w:rPr>
-            </w:pPr>
-            <w:r>
+                <w:lang w:val="de-DE"/>
+              </w:rPr>
+            </w:pPr>
+          </w:p>
+          <w:p>
+            <w:pPr>
+              <w:pStyle w:val="TableContents"/>
+              <w:jc w:val="right"/>
               <w:rPr>
                 <w:rFonts w:ascii="Arial" w:hAnsi="Arial"/>
                 <w:color w:val="000000"/>
+                <w:lang w:val="de-DE"/>
+              </w:rPr>
+            </w:pPr>
+          </w:p>
+          <w:p>
+            <w:pPr>
+              <w:pStyle w:val="TableContents"/>
+              <w:jc w:val="right"/>
+              <w:rPr>
+                <w:rFonts w:ascii="Arial" w:hAnsi="Arial"/>
+                <w:color w:val="000000"/>
+                <w:lang w:val="de-DE"/>
+              </w:rPr>
+            </w:pPr>
+          </w:p>
+          <w:p>
+            <w:pPr>
+              <w:pStyle w:val="TableContents"/>
+              <w:jc w:val="right"/>
+              <w:rPr>
+                <w:rFonts w:ascii="Arial" w:hAnsi="Arial"/>
+                <w:color w:val="000000"/>
+                <w:lang w:val="de-DE"/>
+              </w:rPr>
+            </w:pPr>
+          </w:p>
+          <w:p>
+            <w:pPr>
+              <w:pStyle w:val="TableContents"/>
+              <w:jc w:val="right"/>
+              <w:rPr>
+                <w:rFonts w:ascii="Arial" w:hAnsi="Arial"/>
+                <w:color w:val="000000"/>
+                <w:lang w:val="de-DE"/>
+              </w:rPr>
+            </w:pPr>
+          </w:p>
+          <w:p>
+            <w:pPr>
+              <w:pStyle w:val="TableContents"/>
+              <w:jc w:val="right"/>
+              <w:rPr>
+                <w:rFonts w:ascii="Arial" w:hAnsi="Arial"/>
+                <w:color w:val="000000"/>
+                <w:lang w:val="de-DE"/>
+              </w:rPr>
+            </w:pPr>
+          </w:p>
+          <w:p>
+            <w:pPr>
+              <w:pStyle w:val="TableContents"/>
+              <w:jc w:val="right"/>
+              <w:rPr>
+                <w:rFonts w:ascii="Arial" w:hAnsi="Arial"/>
+                <w:color w:val="000000"/>
+                <w:lang w:val="de-DE"/>
+              </w:rPr>
+            </w:pPr>
+          </w:p>
+          <w:p>
+            <w:pPr>
+              <w:pStyle w:val="TableContents"/>
+              <w:jc w:val="right"/>
+              <w:rPr>
+                <w:rFonts w:ascii="Arial" w:hAnsi="Arial"/>
+                <w:color w:val="000000"/>
+                <w:lang w:val="de-DE"/>
+              </w:rPr>
+            </w:pPr>
+          </w:p>
+          <w:p>
+            <w:pPr>
+              <w:pStyle w:val="TableContents"/>
+              <w:jc w:val="right"/>
+              <w:rPr>
+                <w:rFonts w:ascii="Arial" w:hAnsi="Arial"/>
+                <w:color w:val="000000"/>
+                <w:lang w:val="de-DE"/>
+              </w:rPr>
+            </w:pPr>
+          </w:p>
+          <w:p>
+            <w:pPr>
+              <w:pStyle w:val="TableContents"/>
+              <w:jc w:val="right"/>
+              <w:rPr>
+                <w:rFonts w:ascii="Arial" w:hAnsi="Arial"/>
+                <w:color w:val="000000"/>
+              </w:rPr>
+            </w:pPr>
+            <w:r>
+              <w:rPr>
+                <w:rFonts w:ascii="Arial" w:hAnsi="Arial"/>
+                <w:color w:val="000000"/>
+                <w:lang w:val="de-DE"/>
+              </w:rPr>
+              <w:t xml:space="preserve">  </w:t>
+            </w:r>
+            <w:proofErr w:type="spellStart"/>
+            <w:r>
+              <w:rPr>
+                <w:rFonts w:ascii="Arial" w:hAnsi="Arial"/>
+                <w:color w:val="000000"/>
               </w:rPr>
               <w:t>Nettobetrag</w:t>
             </w:r>
+            <w:proofErr w:type="spellEnd"/>
           </w:p>
         </w:tc>
         <w:tc>
@@ -776,8 +1236,56 @@
             <w:pPr>
               <w:jc w:val="right"/>
             </w:pPr>
-            <w:r>
-              <w:t xml:space="preserve">0.00 €</w:t>
+          </w:p>
+          <w:p>
+            <w:pPr>
+              <w:jc w:val="right"/>
+            </w:pPr>
+          </w:p>
+          <w:p>
+            <w:pPr>
+              <w:jc w:val="right"/>
+            </w:pPr>
+          </w:p>
+          <w:p>
+            <w:pPr>
+              <w:jc w:val="right"/>
+            </w:pPr>
+          </w:p>
+          <w:p>
+            <w:pPr>
+              <w:jc w:val="right"/>
+            </w:pPr>
+          </w:p>
+          <w:p>
+            <w:pPr>
+              <w:jc w:val="right"/>
+            </w:pPr>
+          </w:p>
+          <w:p>
+            <w:pPr>
+              <w:jc w:val="right"/>
+            </w:pPr>
+          </w:p>
+          <w:p>
+            <w:pPr>
+              <w:jc w:val="right"/>
+            </w:pPr>
+          </w:p>
+          <w:p>
+            <w:pPr>
+              <w:jc w:val="right"/>
+            </w:pPr>
+          </w:p>
+          <w:p>
+            <w:pPr>
+              <w:jc w:val="right"/>
+            </w:pPr>
+            <w:r>
+              <w:t>130</w:t>
+            </w:r>
+            <w:r>
+              <w:t>0.00 €</w:t>
             </w:r>
           </w:p>
         </w:tc>
@@ -863,7 +1371,23 @@
                 <w:rFonts w:ascii="Arial" w:hAnsi="Arial"/>
                 <w:color w:val="000000"/>
               </w:rPr>
-              <w:t>19% MwSt.</w:t>
+              <w:t xml:space="preserve">19% </w:t>
+            </w:r>
+            <w:proofErr w:type="spellStart"/>
+            <w:r>
+              <w:rPr>
+                <w:rFonts w:ascii="Arial" w:hAnsi="Arial"/>
+                <w:color w:val="000000"/>
+              </w:rPr>
+              <w:t>MwSt</w:t>
+            </w:r>
+            <w:proofErr w:type="spellEnd"/>
+            <w:r>
+              <w:rPr>
+                <w:rFonts w:ascii="Arial" w:hAnsi="Arial"/>
+                <w:color w:val="000000"/>
+              </w:rPr>
+              <w:t>.</w:t>
             </w:r>
           </w:p>
         </w:tc>
@@ -883,7 +1407,10 @@
               <w:jc w:val="right"/>
             </w:pPr>
             <w:r>
-              <w:t xml:space="preserve">0.00 €</w:t>
+              <w:t>247</w:t>
+            </w:r>
+            <w:r>
+              <w:t>.00 €</w:t>
             </w:r>
           </w:p>
         </w:tc>
@@ -964,6 +1491,7 @@
                 <w:color w:val="000000"/>
               </w:rPr>
             </w:pPr>
+            <w:proofErr w:type="spellStart"/>
             <w:r>
               <w:rPr>
                 <w:rFonts w:ascii="Arial" w:hAnsi="Arial"/>
@@ -971,6 +1499,7 @@
               </w:rPr>
               <w:t>Bruttobetrag</w:t>
             </w:r>
+            <w:proofErr w:type="spellEnd"/>
           </w:p>
         </w:tc>
         <w:tc>
@@ -989,7 +1518,10 @@
               <w:jc w:val="right"/>
             </w:pPr>
             <w:r>
-              <w:t xml:space="preserve">0.00 €</w:t>
+              <w:t>1547</w:t>
+            </w:r>
+            <w:r>
+              <w:t>.00 €</w:t>
             </w:r>
           </w:p>
         </w:tc>
@@ -1017,7 +1549,6 @@
           <w:rFonts w:eastAsia="絡遺羹"/>
           <w:lang w:val="de-DE"/>
         </w:rPr>
-        <w:lastRenderedPageBreak/>
         <w:t>Wir hoffen, dass unser Angebot bei Ihnen Anklang findet. Für weitere Fragen stehen wir Ihnen sehr gerne zur Verfügung.</w:t>
       </w:r>
       <w:r>
@@ -1035,17 +1566,47 @@
           <w:lang w:val="ru-RU"/>
         </w:rPr>
       </w:pPr>
+      <w:proofErr w:type="spellStart"/>
       <w:r>
         <w:rPr>
           <w:rFonts w:eastAsia="絡遺羹"/>
         </w:rPr>
-        <w:t xml:space="preserve">Mit </w:t>
+        <w:t>Mit</w:t>
       </w:r>
+      <w:proofErr w:type="spellEnd"/>
       <w:r>
         <w:rPr>
           <w:rFonts w:eastAsia="絡遺羹"/>
         </w:rPr>
-        <w:t xml:space="preserve">freundlichen Grüße </w:t>
+        <w:t xml:space="preserve"> </w:t>
+      </w:r>
+      <w:proofErr w:type="spellStart"/>
+      <w:r>
+        <w:rPr>
+          <w:rFonts w:eastAsia="絡遺羹"/>
+        </w:rPr>
+        <w:t>freundlichen</w:t>
+      </w:r>
+      <w:proofErr w:type="spellEnd"/>
+      <w:r>
+        <w:rPr>
+          <w:rFonts w:eastAsia="絡遺羹"/>
+        </w:rPr>
+        <w:t xml:space="preserve"> </w:t>
+      </w:r>
+      <w:proofErr w:type="spellStart"/>
+      <w:r>
+        <w:rPr>
+          <w:rFonts w:eastAsia="絡遺羹"/>
+        </w:rPr>
+        <w:t>Grüße</w:t>
+      </w:r>
+      <w:proofErr w:type="spellEnd"/>
+      <w:r>
+        <w:rPr>
+          <w:rFonts w:eastAsia="絡遺羹"/>
+        </w:rPr>
+        <w:t xml:space="preserve"> </w:t>
       </w:r>
     </w:p>
     <w:p>
@@ -1129,13 +1690,9 @@
       </w:rPr>
     </w:pPr>
     <w:r>
-      <w:rPr>
-        <w:noProof/>
-      </w:rPr>
-    </w:r>
-    <w:r>
       <w:pict w14:anchorId="2F2CCD80">
-        <v:rect id="Shape4" o:spid="_x0000_s2051" style="width:453.5pt;height:1.5pt;visibility:visible;mso-wrap-style:square;mso-left-percent:-10001;mso-top-percent:-10001;mso-position-horizontal:absolute;mso-position-horizontal-relative:char;mso-position-vertical:absolute;mso-position-vertical-relative:line;mso-left-percent:-10001;mso-top-percent:-10001;v-text-anchor:top" o:gfxdata="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" fillcolor="#a0a0a0" stroked="f" strokeweight="0">
+        <v:rect id="Shape4" o:spid="_x0000_s2055" style="width:453.5pt;height:1.5pt;visibility:visible;mso-wrap-style:square;mso-left-percent:-10001;mso-top-percent:-10001;mso-position-horizontal:absolute;mso-position-horizontal-relative:char;mso-position-vertical:absolute;mso-position-vertical-relative:line;mso-left-percent:-10001;mso-top-percent:-10001;v-text-anchor:top" fillcolor="#a0a0a0" stroked="f" strokeweight="0">
+          <w10:wrap type="none"/>
           <w10:anchorlock/>
         </v:rect>
       </w:pict>
@@ -1264,6 +1821,14 @@
         <w:lang w:val="nl-NL"/>
       </w:rPr>
       <w:tab/>
+    </w:r>
+    <w:r>
+      <w:rPr>
+        <w:rFonts w:cs="Calibri"/>
+        <w:b/>
+        <w:sz w:val="16"/>
+        <w:lang w:val="nl-NL"/>
+      </w:rPr>
       <w:t xml:space="preserve">Email: </w:t>
     </w:r>
     <w:hyperlink r:id="rId1">
@@ -1335,16 +1900,7 @@
         <w:lang w:val="nl-NL"/>
       </w:rPr>
       <w:tab/>
-      <w:t xml:space="preserve">Steuer-Nr.27/103/00992                                                                                          </w:t>
-    </w:r>
-    <w:r>
-      <w:rPr>
-        <w:rFonts w:cs="Calibri"/>
-        <w:b/>
-        <w:sz w:val="16"/>
-        <w:lang w:val="nl-NL"/>
-      </w:rPr>
-      <w:t xml:space="preserve">                                                                                                                                                                                  </w:t>
+      <w:t xml:space="preserve">Steuer-Nr.27/103/00992                                                                                                                                                                                                                                                                            </w:t>
     </w:r>
   </w:p>
   <w:p>
@@ -1367,16 +1923,7 @@
         <w:sz w:val="16"/>
         <w:lang w:val="nl-NL"/>
       </w:rPr>
-      <w:t xml:space="preserve">                                                                             </w:t>
-    </w:r>
-    <w:r>
-      <w:rPr>
-        <w:rFonts w:cs="Calibri"/>
-        <w:b/>
-        <w:sz w:val="16"/>
-        <w:lang w:val="nl-NL"/>
-      </w:rPr>
-      <w:t xml:space="preserve">                                                                </w:t>
+      <w:t xml:space="preserve">                                                                                                                                             </w:t>
     </w:r>
     <w:r>
       <w:rPr>
@@ -1455,16 +2002,7 @@
         <w:lang w:val="nl-NL"/>
       </w:rPr>
       <w:tab/>
-      <w:t xml:space="preserve">Deutsche Bank          </w:t>
-    </w:r>
-    <w:r>
-      <w:rPr>
-        <w:rFonts w:cs="Calibri"/>
-        <w:b/>
-        <w:sz w:val="16"/>
-        <w:lang w:val="nl-NL"/>
-      </w:rPr>
-      <w:t xml:space="preserve">                                                                                                                                                                      </w:t>
+      <w:t xml:space="preserve">Deutsche Bank                                                                                                                                                                                </w:t>
     </w:r>
   </w:p>
   <w:p>
@@ -1506,16 +2044,7 @@
         <w:lang w:val="nl-NL"/>
       </w:rPr>
       <w:tab/>
-      <w:t xml:space="preserve">Name: Sargis Simonyan                                                                 </w:t>
-    </w:r>
-    <w:r>
-      <w:rPr>
-        <w:rFonts w:cs="Calibri"/>
-        <w:b/>
-        <w:sz w:val="16"/>
-        <w:lang w:val="nl-NL"/>
-      </w:rPr>
-      <w:t xml:space="preserve">                                                        </w:t>
+      <w:t xml:space="preserve">Name: Sargis Simonyan                                                                                                                         </w:t>
     </w:r>
   </w:p>
   <w:p>
@@ -1567,16 +2096,7 @@
         <w:lang w:val="nl-NL"/>
       </w:rPr>
       <w:tab/>
-      <w:t xml:space="preserve">IBAN:DE92 4407 0024 0214 6561 05                        </w:t>
-    </w:r>
-    <w:r>
-      <w:rPr>
-        <w:rFonts w:cs="Calibri"/>
-        <w:b/>
-        <w:sz w:val="16"/>
-        <w:lang w:val="nl-NL"/>
-      </w:rPr>
-      <w:t xml:space="preserve">            </w:t>
+      <w:t xml:space="preserve">IBAN:DE92 4407 0024 0214 6561 05                                    </w:t>
     </w:r>
     <w:r>
       <w:rPr>
@@ -1727,7 +2247,7 @@
         <w:noProof/>
       </w:rPr>
       <w:pict w14:anchorId="191BF3BE">
-        <v:rect id="Frame1" o:spid="_x0000_s2054" style="position:absolute;margin-left:-34.2pt;margin-top:294.05pt;width:17pt;height:18.15pt;z-index:-503316476;visibility:visible;mso-wrap-style:square;mso-wrap-distance-left:59.55pt;mso-wrap-distance-top:0;mso-wrap-distance-right:0;mso-wrap-distance-bottom:0;mso-position-horizontal:right;mso-position-horizontal-relative:page;mso-position-vertical:absolute;mso-position-vertical-relative:page;v-text-anchor:top" o:gfxdata="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" o:allowincell="f" filled="f" stroked="f" strokeweight="0">
+        <v:rect id="Frame1" o:spid="_x0000_s2054" style="position:absolute;margin-left:-68.4pt;margin-top:294.05pt;width:17pt;height:18.15pt;z-index:-503316476;visibility:visible;mso-wrap-style:square;mso-wrap-distance-left:59.55pt;mso-wrap-distance-top:0;mso-wrap-distance-right:0;mso-wrap-distance-bottom:0;mso-position-horizontal:right;mso-position-horizontal-relative:page;mso-position-vertical:absolute;mso-position-vertical-relative:page;v-text-anchor:top" o:gfxdata="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" o:allowincell="f" filled="f" stroked="f" strokeweight="0">
           <v:textbox inset="0,0,0,0">
             <w:txbxContent>
               <w:p>
@@ -1756,7 +2276,7 @@
         <w:noProof/>
       </w:rPr>
       <w:pict w14:anchorId="286B3AAB">
-        <v:rect id="Frame2" o:spid="_x0000_s2053" style="position:absolute;margin-left:-34.2pt;margin-top:408.85pt;width:17pt;height:18.15pt;z-index:-503316474;visibility:visible;mso-wrap-style:square;mso-wrap-distance-left:59.55pt;mso-wrap-distance-top:0;mso-wrap-distance-right:0;mso-wrap-distance-bottom:0;mso-position-horizontal:right;mso-position-horizontal-relative:page;mso-position-vertical:absolute;mso-position-vertical-relative:page;v-text-anchor:top" o:gfxdata="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" o:allowincell="f" filled="f" stroked="f" strokeweight="0">
+        <v:rect id="Frame2" o:spid="_x0000_s2053" style="position:absolute;margin-left:-68.4pt;margin-top:408.85pt;width:17pt;height:18.15pt;z-index:-503316474;visibility:visible;mso-wrap-style:square;mso-wrap-distance-left:59.55pt;mso-wrap-distance-top:0;mso-wrap-distance-right:0;mso-wrap-distance-bottom:0;mso-position-horizontal:right;mso-position-horizontal-relative:page;mso-position-vertical:absolute;mso-position-vertical-relative:page;v-text-anchor:top" o:gfxdata="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" o:allowincell="f" filled="f" stroked="f" strokeweight="0">
           <v:textbox inset="0,0,0,0">
             <w:txbxContent>
               <w:p>
@@ -3232,25 +3752,6 @@
 </file>
 
 <file path=customXml/item1.xml><?xml version="1.0" encoding="utf-8"?>
-<p:properties xmlns:p="http://schemas.microsoft.com/office/2006/metadata/properties" xmlns:xsi="http://www.w3.org/2001/XMLSchema-instance" xmlns:pc="http://schemas.microsoft.com/office/infopath/2007/PartnerControls">
-  <documentManagement/>
-</p:properties>
-</file>
-
-<file path=customXml/item2.xml><?xml version="1.0" encoding="utf-8"?>
-<b:Sources xmlns:b="http://schemas.openxmlformats.org/officeDocument/2006/bibliography" xmlns="http://schemas.openxmlformats.org/officeDocument/2006/bibliography" SelectedStyle="\APASixthEditionOfficeOnline.xsl" StyleName="APA" Version="6"/>
-</file>
-
-<file path=customXml/item3.xml><?xml version="1.0" encoding="utf-8"?>
-<?mso-contentType ?>
-<FormTemplates xmlns="http://schemas.microsoft.com/sharepoint/v3/contenttype/forms">
-  <Display>DocumentLibraryForm</Display>
-  <Edit>DocumentLibraryForm</Edit>
-  <New>DocumentLibraryForm</New>
-</FormTemplates>
-</file>
-
-<file path=customXml/item4.xml><?xml version="1.0" encoding="utf-8"?>
 <ct:contentTypeSchema xmlns:ct="http://schemas.microsoft.com/office/2006/metadata/contentType" xmlns:ma="http://schemas.microsoft.com/office/2006/metadata/properties/metaAttributes" ct:_="" ma:_="" ma:contentTypeName="Document" ma:contentTypeID="0x010100DCB78DB662DF904890B04ABC6E9E37BF" ma:contentTypeVersion="0" ma:contentTypeDescription="Create a new document." ma:contentTypeScope="" ma:versionID="f9336c7b176d157f6f5d8a262975ec89">
   <xsd:schema xmlns:xsd="http://www.w3.org/2001/XMLSchema" xmlns:xs="http://www.w3.org/2001/XMLSchema" xmlns:p="http://schemas.microsoft.com/office/2006/metadata/properties" targetNamespace="http://schemas.microsoft.com/office/2006/metadata/properties" ma:root="true" ma:fieldsID="1b05d82d297216baf5b26c55225140df">
     <xsd:element name="properties">
@@ -3364,32 +3865,26 @@
 </ct:contentTypeSchema>
 </file>
 
-<file path=customXml/itemProps1.xml><?xml version="1.0" encoding="utf-8"?>
-<ds:datastoreItem xmlns:ds="http://schemas.openxmlformats.org/officeDocument/2006/customXml" ds:itemID="{6F5D1C06-2B36-4C99-A052-9DD4E2562F21}">
-  <ds:schemaRefs>
-    <ds:schemaRef ds:uri="http://schemas.microsoft.com/office/2006/metadata/properties"/>
-    <ds:schemaRef ds:uri="http://schemas.microsoft.com/office/infopath/2007/PartnerControls"/>
-  </ds:schemaRefs>
-</ds:datastoreItem>
+<file path=customXml/item2.xml><?xml version="1.0" encoding="utf-8"?>
+<?mso-contentType ?>
+<FormTemplates xmlns="http://schemas.microsoft.com/sharepoint/v3/contenttype/forms">
+  <Display>DocumentLibraryForm</Display>
+  <Edit>DocumentLibraryForm</Edit>
+  <New>DocumentLibraryForm</New>
+</FormTemplates>
 </file>
 
-<file path=customXml/itemProps2.xml><?xml version="1.0" encoding="utf-8"?>
-<ds:datastoreItem xmlns:ds="http://schemas.openxmlformats.org/officeDocument/2006/customXml" ds:itemID="{BD004570-D6A7-40E4-9EC6-BE09AED9DB92}">
-  <ds:schemaRefs>
-    <ds:schemaRef ds:uri="http://schemas.openxmlformats.org/officeDocument/2006/bibliography"/>
-  </ds:schemaRefs>
-</ds:datastoreItem>
+<file path=customXml/item3.xml><?xml version="1.0" encoding="utf-8"?>
+<b:Sources xmlns:b="http://schemas.openxmlformats.org/officeDocument/2006/bibliography" xmlns="http://schemas.openxmlformats.org/officeDocument/2006/bibliography" SelectedStyle="\APASixthEditionOfficeOnline.xsl" StyleName="APA" Version="6"/>
 </file>
 
-<file path=customXml/itemProps3.xml><?xml version="1.0" encoding="utf-8"?>
-<ds:datastoreItem xmlns:ds="http://schemas.openxmlformats.org/officeDocument/2006/customXml" ds:itemID="{AD58D310-673E-4443-875A-2F413A6B7894}">
-  <ds:schemaRefs>
-    <ds:schemaRef ds:uri="http://schemas.microsoft.com/sharepoint/v3/contenttype/forms"/>
-  </ds:schemaRefs>
-</ds:datastoreItem>
+<file path=customXml/item4.xml><?xml version="1.0" encoding="utf-8"?>
+<p:properties xmlns:p="http://schemas.microsoft.com/office/2006/metadata/properties" xmlns:xsi="http://www.w3.org/2001/XMLSchema-instance" xmlns:pc="http://schemas.microsoft.com/office/infopath/2007/PartnerControls">
+  <documentManagement/>
+</p:properties>
 </file>
 
-<file path=customXml/itemProps4.xml><?xml version="1.0" encoding="utf-8"?>
+<file path=customXml/itemProps1.xml><?xml version="1.0" encoding="utf-8"?>
 <ds:datastoreItem xmlns:ds="http://schemas.openxmlformats.org/officeDocument/2006/customXml" ds:itemID="{60552E65-BE7A-4A78-A651-918B109422B9}">
   <ds:schemaRefs>
     <ds:schemaRef ds:uri="http://schemas.microsoft.com/office/2006/metadata/contentType"/>
@@ -3403,4 +3898,29 @@
     <ds:schemaRef ds:uri="http://schemas.microsoft.com/office/infopath/2007/PartnerControls"/>
   </ds:schemaRefs>
 </ds:datastoreItem>
+</file>
+
+<file path=customXml/itemProps2.xml><?xml version="1.0" encoding="utf-8"?>
+<ds:datastoreItem xmlns:ds="http://schemas.openxmlformats.org/officeDocument/2006/customXml" ds:itemID="{AD58D310-673E-4443-875A-2F413A6B7894}">
+  <ds:schemaRefs>
+    <ds:schemaRef ds:uri="http://schemas.microsoft.com/sharepoint/v3/contenttype/forms"/>
+  </ds:schemaRefs>
+</ds:datastoreItem>
+</file>
+
+<file path=customXml/itemProps3.xml><?xml version="1.0" encoding="utf-8"?>
+<ds:datastoreItem xmlns:ds="http://schemas.openxmlformats.org/officeDocument/2006/customXml" ds:itemID="{BD004570-D6A7-40E4-9EC6-BE09AED9DB92}">
+  <ds:schemaRefs>
+    <ds:schemaRef ds:uri="http://schemas.openxmlformats.org/officeDocument/2006/bibliography"/>
+  </ds:schemaRefs>
+</ds:datastoreItem>
+</file>
+
+<file path=customXml/itemProps4.xml><?xml version="1.0" encoding="utf-8"?>
+<ds:datastoreItem xmlns:ds="http://schemas.openxmlformats.org/officeDocument/2006/customXml" ds:itemID="{6F5D1C06-2B36-4C99-A052-9DD4E2562F21}">
+  <ds:schemaRefs>
+    <ds:schemaRef ds:uri="http://schemas.microsoft.com/office/2006/metadata/properties"/>
+    <ds:schemaRef ds:uri="http://schemas.microsoft.com/office/infopath/2007/PartnerControls"/>
+  </ds:schemaRefs>
+</ds:datastoreItem>
 </file>